--- a/docs/deliverables/MakeReady_Work_Completed_Checklist.docx
+++ b/docs/deliverables/MakeReady_Work_Completed_Checklist.docx
@@ -214,7 +214,7 @@
                 <w:color w:val="475569"/>
                 <w:sz w:val="20"/>
               </w:rPr>
-              <w:t>July 26, 2026</w:t>
+              <w:t>July 27, 2026</w:t>
             </w:r>
           </w:p>
         </w:tc>
@@ -449,7 +449,33 @@
           <w:color w:val="475569"/>
           <w:sz w:val="21"/>
         </w:rPr>
-        <w:t>Org-wide require-MFA policy (toggle in Admin)</w:t>
+        <w:t>Org-wide require-MFA policy ENABLED - every user must enroll a second factor</w:t>
+      </w:r>
+    </w:p>
+    <w:p>
+      <w:pPr>
+        <w:spacing w:after="40"/>
+        <w:ind w:left="360"/>
+      </w:pPr>
+      <w:r>
+        <w:rPr>
+          <w:rFonts w:ascii="Calibri" w:hAnsi="Calibri"/>
+          <w:b w:val="0"/>
+          <w:i w:val="0"/>
+          <w:color w:val="1D4ED8"/>
+          <w:sz w:val="22"/>
+        </w:rPr>
+        <w:t xml:space="preserve">☑  </w:t>
+      </w:r>
+      <w:r>
+        <w:rPr>
+          <w:rFonts w:ascii="Calibri" w:hAnsi="Calibri"/>
+          <w:b w:val="0"/>
+          <w:i w:val="0"/>
+          <w:color w:val="475569"/>
+          <w:sz w:val="21"/>
+        </w:rPr>
+        <w:t>Rate limiting on sign-in, password-reset, and MFA verification (per IP, and per user for MFA codes)</w:t>
       </w:r>
     </w:p>
     <w:p>
@@ -595,6 +621,32 @@
           <w:sz w:val="21"/>
         </w:rPr>
         <w:t>Immutable activity log and CRM tasks; finance fields hidden from sales reps</w:t>
+      </w:r>
+    </w:p>
+    <w:p>
+      <w:pPr>
+        <w:spacing w:after="40"/>
+        <w:ind w:left="360"/>
+      </w:pPr>
+      <w:r>
+        <w:rPr>
+          <w:rFonts w:ascii="Calibri" w:hAnsi="Calibri"/>
+          <w:b w:val="0"/>
+          <w:i w:val="0"/>
+          <w:color w:val="1D4ED8"/>
+          <w:sz w:val="22"/>
+        </w:rPr>
+        <w:t xml:space="preserve">☑  </w:t>
+      </w:r>
+      <w:r>
+        <w:rPr>
+          <w:rFonts w:ascii="Calibri" w:hAnsi="Calibri"/>
+          <w:b w:val="0"/>
+          <w:i w:val="0"/>
+          <w:color w:val="475569"/>
+          <w:sz w:val="21"/>
+        </w:rPr>
+        <w:t>Order history by customer on the account page (per-order stage/value + lifetime totals, sourced live from the database)</w:t>
       </w:r>
     </w:p>
     <w:p>
@@ -1568,6 +1620,177 @@
           <w:color w:val="0F172A"/>
           <w:sz w:val="28"/>
         </w:rPr>
+        <w:t>Reports &amp; Analytics</w:t>
+      </w:r>
+    </w:p>
+    <w:p>
+      <w:pPr>
+        <w:spacing w:after="40"/>
+        <w:ind w:left="360"/>
+      </w:pPr>
+      <w:r>
+        <w:rPr>
+          <w:rFonts w:ascii="Calibri" w:hAnsi="Calibri"/>
+          <w:b w:val="0"/>
+          <w:i w:val="0"/>
+          <w:color w:val="1D4ED8"/>
+          <w:sz w:val="22"/>
+        </w:rPr>
+        <w:t xml:space="preserve">☑  </w:t>
+      </w:r>
+      <w:r>
+        <w:rPr>
+          <w:rFonts w:ascii="Calibri" w:hAnsi="Calibri"/>
+          <w:b w:val="0"/>
+          <w:i w:val="0"/>
+          <w:color w:val="475569"/>
+          <w:sz w:val="21"/>
+        </w:rPr>
+        <w:t>Executive dashboard: headline KPIs, value-labeled charts on dense data, written breakdowns, low-stock table, CSV export</w:t>
+      </w:r>
+    </w:p>
+    <w:p>
+      <w:pPr>
+        <w:spacing w:after="40"/>
+        <w:ind w:left="360"/>
+      </w:pPr>
+      <w:r>
+        <w:rPr>
+          <w:rFonts w:ascii="Calibri" w:hAnsi="Calibri"/>
+          <w:b w:val="0"/>
+          <w:i w:val="0"/>
+          <w:color w:val="1D4ED8"/>
+          <w:sz w:val="22"/>
+        </w:rPr>
+        <w:t xml:space="preserve">☑  </w:t>
+      </w:r>
+      <w:r>
+        <w:rPr>
+          <w:rFonts w:ascii="Calibri" w:hAnsi="Calibri"/>
+          <w:b w:val="0"/>
+          <w:i w:val="0"/>
+          <w:color w:val="475569"/>
+          <w:sz w:val="21"/>
+        </w:rPr>
+        <w:t>Crystal Reports-style custom report builder over 6 data sources (BPs, quotes, orders, inventory, production jobs, stock movements)</w:t>
+      </w:r>
+    </w:p>
+    <w:p>
+      <w:pPr>
+        <w:spacing w:after="40"/>
+        <w:ind w:left="360"/>
+      </w:pPr>
+      <w:r>
+        <w:rPr>
+          <w:rFonts w:ascii="Calibri" w:hAnsi="Calibri"/>
+          <w:b w:val="0"/>
+          <w:i w:val="0"/>
+          <w:color w:val="1D4ED8"/>
+          <w:sz w:val="22"/>
+        </w:rPr>
+        <w:t xml:space="preserve">☑  </w:t>
+      </w:r>
+      <w:r>
+        <w:rPr>
+          <w:rFonts w:ascii="Calibri" w:hAnsi="Calibri"/>
+          <w:b w:val="0"/>
+          <w:i w:val="0"/>
+          <w:color w:val="475569"/>
+          <w:sz w:val="21"/>
+        </w:rPr>
+        <w:t>Column picker, safe parameterized filters, group-by with per-group subtotals and grand totals, live preview, saved reports</w:t>
+      </w:r>
+    </w:p>
+    <w:p>
+      <w:pPr>
+        <w:spacing w:after="40"/>
+        <w:ind w:left="360"/>
+      </w:pPr>
+      <w:r>
+        <w:rPr>
+          <w:rFonts w:ascii="Calibri" w:hAnsi="Calibri"/>
+          <w:b w:val="0"/>
+          <w:i w:val="0"/>
+          <w:color w:val="1D4ED8"/>
+          <w:sz w:val="22"/>
+        </w:rPr>
+        <w:t xml:space="preserve">☑  </w:t>
+      </w:r>
+      <w:r>
+        <w:rPr>
+          <w:rFonts w:ascii="Calibri" w:hAnsi="Calibri"/>
+          <w:b w:val="0"/>
+          <w:i w:val="0"/>
+          <w:color w:val="475569"/>
+          <w:sz w:val="21"/>
+        </w:rPr>
+        <w:t>Export to CSV or formatted PDF (large grouped reports summarized to stay fast); role-gated to Admin / Sales Manager / Finance</w:t>
+      </w:r>
+    </w:p>
+    <w:p>
+      <w:pPr>
+        <w:spacing w:after="40"/>
+        <w:ind w:left="360"/>
+      </w:pPr>
+      <w:r>
+        <w:rPr>
+          <w:rFonts w:ascii="Calibri" w:hAnsi="Calibri"/>
+          <w:b w:val="0"/>
+          <w:i w:val="0"/>
+          <w:color w:val="1D4ED8"/>
+          <w:sz w:val="22"/>
+        </w:rPr>
+        <w:t xml:space="preserve">☑  </w:t>
+      </w:r>
+      <w:r>
+        <w:rPr>
+          <w:rFonts w:ascii="Calibri" w:hAnsi="Calibri"/>
+          <w:b w:val="0"/>
+          <w:i w:val="0"/>
+          <w:color w:val="475569"/>
+          <w:sz w:val="21"/>
+        </w:rPr>
+        <w:t>Scheduled email delivery (daily / weekly / monthly, CSV or PDF) via the verified g54.com domain, run by a daily scheduler</w:t>
+      </w:r>
+    </w:p>
+    <w:p>
+      <w:pPr>
+        <w:spacing w:after="40"/>
+        <w:ind w:left="360"/>
+      </w:pPr>
+      <w:r>
+        <w:rPr>
+          <w:rFonts w:ascii="Calibri" w:hAnsi="Calibri"/>
+          <w:b w:val="0"/>
+          <w:i w:val="0"/>
+          <w:color w:val="1D4ED8"/>
+          <w:sz w:val="22"/>
+        </w:rPr>
+        <w:t xml:space="preserve">☑  </w:t>
+      </w:r>
+      <w:r>
+        <w:rPr>
+          <w:rFonts w:ascii="Calibri" w:hAnsi="Calibri"/>
+          <w:b w:val="0"/>
+          <w:i w:val="0"/>
+          <w:color w:val="475569"/>
+          <w:sz w:val="21"/>
+        </w:rPr>
+        <w:t>Seeded recommended reports &amp; KPI scorecards (pipeline, open/won quotes, open orders, production WIP, inventory valuation, receipts)</w:t>
+      </w:r>
+    </w:p>
+    <w:p>
+      <w:pPr>
+        <w:keepNext/>
+        <w:spacing w:before="360" w:after="160"/>
+      </w:pPr>
+      <w:r>
+        <w:rPr>
+          <w:rFonts w:ascii="Calibri" w:hAnsi="Calibri"/>
+          <w:b/>
+          <w:color w:val="0F172A"/>
+          <w:sz w:val="28"/>
+        </w:rPr>
         <w:t>Scheduling</w:t>
       </w:r>
     </w:p>
@@ -1780,7 +2003,7 @@
           <w:color w:val="475569"/>
           <w:sz w:val="21"/>
         </w:rPr>
-        <w:t>In-app Help Center: 27+ how-to articles across Getting Started, CRM, Sales, Art &amp; Production, Scheduling, Admin</w:t>
+        <w:t>In-app Help Center: 34+ how-to articles across Getting Started, Account &amp; Security, CRM, Sales, Art &amp; Production, Inventory, Reports &amp; Analytics, Scheduling, Admin</w:t>
       </w:r>
     </w:p>
     <w:p>
@@ -2018,6 +2241,84 @@
           <w:color w:val="475569"/>
           <w:sz w:val="21"/>
         </w:rPr>
+        <w:t>Application rate limiting (Postgres-backed fixed window) on sign-in, password-reset, and MFA verification</w:t>
+      </w:r>
+    </w:p>
+    <w:p>
+      <w:pPr>
+        <w:spacing w:after="40"/>
+        <w:ind w:left="360"/>
+      </w:pPr>
+      <w:r>
+        <w:rPr>
+          <w:rFonts w:ascii="Calibri" w:hAnsi="Calibri"/>
+          <w:b w:val="0"/>
+          <w:i w:val="0"/>
+          <w:color w:val="1D4ED8"/>
+          <w:sz w:val="22"/>
+        </w:rPr>
+        <w:t xml:space="preserve">☑  </w:t>
+      </w:r>
+      <w:r>
+        <w:rPr>
+          <w:rFonts w:ascii="Calibri" w:hAnsi="Calibri"/>
+          <w:b w:val="0"/>
+          <w:i w:val="0"/>
+          <w:color w:val="475569"/>
+          <w:sz w:val="21"/>
+        </w:rPr>
+        <w:t>Vercel WAF rate-limiting rule on the sign-in and password-reset routes (per-IP, deny on exceed)</w:t>
+      </w:r>
+    </w:p>
+    <w:p>
+      <w:pPr>
+        <w:spacing w:after="40"/>
+        <w:ind w:left="360"/>
+      </w:pPr>
+      <w:r>
+        <w:rPr>
+          <w:rFonts w:ascii="Calibri" w:hAnsi="Calibri"/>
+          <w:b w:val="0"/>
+          <w:i w:val="0"/>
+          <w:color w:val="1D4ED8"/>
+          <w:sz w:val="22"/>
+        </w:rPr>
+        <w:t xml:space="preserve">☑  </w:t>
+      </w:r>
+      <w:r>
+        <w:rPr>
+          <w:rFonts w:ascii="Calibri" w:hAnsi="Calibri"/>
+          <w:b w:val="0"/>
+          <w:i w:val="0"/>
+          <w:color w:val="475569"/>
+          <w:sz w:val="21"/>
+        </w:rPr>
+        <w:t>Nightly AES-256-encrypted database backup stored offsite (GitHub Actions), 30-day retention, integrity-checked</w:t>
+      </w:r>
+    </w:p>
+    <w:p>
+      <w:pPr>
+        <w:spacing w:after="40"/>
+        <w:ind w:left="360"/>
+      </w:pPr>
+      <w:r>
+        <w:rPr>
+          <w:rFonts w:ascii="Calibri" w:hAnsi="Calibri"/>
+          <w:b w:val="0"/>
+          <w:i w:val="0"/>
+          <w:color w:val="1D4ED8"/>
+          <w:sz w:val="22"/>
+        </w:rPr>
+        <w:t xml:space="preserve">☑  </w:t>
+      </w:r>
+      <w:r>
+        <w:rPr>
+          <w:rFonts w:ascii="Calibri" w:hAnsi="Calibri"/>
+          <w:b w:val="0"/>
+          <w:i w:val="0"/>
+          <w:color w:val="475569"/>
+          <w:sz w:val="21"/>
+        </w:rPr>
         <w:t>Security posture documented for the SOC 2 / PCI audit trail</w:t>
       </w:r>
     </w:p>
@@ -2059,7 +2360,7 @@
           <w:color w:val="475569"/>
           <w:sz w:val="21"/>
         </w:rPr>
-        <w:t>Enable org-wide Require-MFA policy (Admin -&gt; Configuration)</w:t>
+        <w:t>Verify Neon point-in-time-restore retention is at plan maximum (requires interactive Neon login)</w:t>
       </w:r>
     </w:p>
     <w:p>
@@ -2085,7 +2386,7 @@
           <w:color w:val="475569"/>
           <w:sz w:val="21"/>
         </w:rPr>
-        <w:t>Offsite/independent pg_dump backups to write-once storage + verify Neon PITR retention (ransomware recovery)</w:t>
+        <w:t>Optional: mirror encrypted backups to S3/R2 for retention beyond 30 days; periodic restore drills</w:t>
       </w:r>
     </w:p>
     <w:p>
@@ -2111,7 +2412,7 @@
           <w:color w:val="475569"/>
           <w:sz w:val="21"/>
         </w:rPr>
-        <w:t>Vercel WAF / rate-limiting on /login and public token routes</w:t>
+        <w:t>Optional: extend WAF rate-limiting to public token routes (/track, /proof, /apply, /schedule)</w:t>
       </w:r>
     </w:p>
     <w:p/>

--- a/docs/deliverables/MakeReady_Work_Completed_Checklist.docx
+++ b/docs/deliverables/MakeReady_Work_Completed_Checklist.docx
@@ -1620,6 +1620,177 @@
           <w:color w:val="0F172A"/>
           <w:sz w:val="28"/>
         </w:rPr>
+        <w:t>Mobile Field-Sales Experience</w:t>
+      </w:r>
+    </w:p>
+    <w:p>
+      <w:pPr>
+        <w:spacing w:after="40"/>
+        <w:ind w:left="360"/>
+      </w:pPr>
+      <w:r>
+        <w:rPr>
+          <w:rFonts w:ascii="Calibri" w:hAnsi="Calibri"/>
+          <w:b w:val="0"/>
+          <w:i w:val="0"/>
+          <w:color w:val="1D4ED8"/>
+          <w:sz w:val="22"/>
+        </w:rPr>
+        <w:t xml:space="preserve">☑  </w:t>
+      </w:r>
+      <w:r>
+        <w:rPr>
+          <w:rFonts w:ascii="Calibri" w:hAnsi="Calibri"/>
+          <w:b w:val="0"/>
+          <w:i w:val="0"/>
+          <w:color w:val="475569"/>
+          <w:sz w:val="21"/>
+        </w:rPr>
+        <w:t>Installable PWA (add-to-home-screen): web manifest, app icons, theme color, full-screen standalone mode</w:t>
+      </w:r>
+    </w:p>
+    <w:p>
+      <w:pPr>
+        <w:spacing w:after="40"/>
+        <w:ind w:left="360"/>
+      </w:pPr>
+      <w:r>
+        <w:rPr>
+          <w:rFonts w:ascii="Calibri" w:hAnsi="Calibri"/>
+          <w:b w:val="0"/>
+          <w:i w:val="0"/>
+          <w:color w:val="1D4ED8"/>
+          <w:sz w:val="22"/>
+        </w:rPr>
+        <w:t xml:space="preserve">☑  </w:t>
+      </w:r>
+      <w:r>
+        <w:rPr>
+          <w:rFonts w:ascii="Calibri" w:hAnsi="Calibri"/>
+          <w:b w:val="0"/>
+          <w:i w:val="0"/>
+          <w:color w:val="475569"/>
+          <w:sz w:val="21"/>
+        </w:rPr>
+        <w:t>Field-sales bottom navigation (Home, Accounts, +New, Quotes, Orders), role-gated, phones/tablets only</w:t>
+      </w:r>
+    </w:p>
+    <w:p>
+      <w:pPr>
+        <w:spacing w:after="40"/>
+        <w:ind w:left="360"/>
+      </w:pPr>
+      <w:r>
+        <w:rPr>
+          <w:rFonts w:ascii="Calibri" w:hAnsi="Calibri"/>
+          <w:b w:val="0"/>
+          <w:i w:val="0"/>
+          <w:color w:val="1D4ED8"/>
+          <w:sz w:val="22"/>
+        </w:rPr>
+        <w:t xml:space="preserve">☑  </w:t>
+      </w:r>
+      <w:r>
+        <w:rPr>
+          <w:rFonts w:ascii="Calibri" w:hAnsi="Calibri"/>
+          <w:b w:val="0"/>
+          <w:i w:val="0"/>
+          <w:color w:val="475569"/>
+          <w:sz w:val="21"/>
+        </w:rPr>
+        <w:t>Touch-friendly card views for the CRM, quotes, and orders lists (desktop tables unchanged)</w:t>
+      </w:r>
+    </w:p>
+    <w:p>
+      <w:pPr>
+        <w:spacing w:after="40"/>
+        <w:ind w:left="360"/>
+      </w:pPr>
+      <w:r>
+        <w:rPr>
+          <w:rFonts w:ascii="Calibri" w:hAnsi="Calibri"/>
+          <w:b w:val="0"/>
+          <w:i w:val="0"/>
+          <w:color w:val="1D4ED8"/>
+          <w:sz w:val="22"/>
+        </w:rPr>
+        <w:t xml:space="preserve">☑  </w:t>
+      </w:r>
+      <w:r>
+        <w:rPr>
+          <w:rFonts w:ascii="Calibri" w:hAnsi="Calibri"/>
+          <w:b w:val="0"/>
+          <w:i w:val="0"/>
+          <w:color w:val="475569"/>
+          <w:sz w:val="21"/>
+        </w:rPr>
+        <w:t>Account quick actions: tap-to-call and tap-to-email the primary contact, jump to activity log, start a pre-filled quote</w:t>
+      </w:r>
+    </w:p>
+    <w:p>
+      <w:pPr>
+        <w:spacing w:after="40"/>
+        <w:ind w:left="360"/>
+      </w:pPr>
+      <w:r>
+        <w:rPr>
+          <w:rFonts w:ascii="Calibri" w:hAnsi="Calibri"/>
+          <w:b w:val="0"/>
+          <w:i w:val="0"/>
+          <w:color w:val="1D4ED8"/>
+          <w:sz w:val="22"/>
+        </w:rPr>
+        <w:t xml:space="preserve">☑  </w:t>
+      </w:r>
+      <w:r>
+        <w:rPr>
+          <w:rFonts w:ascii="Calibri" w:hAnsi="Calibri"/>
+          <w:b w:val="0"/>
+          <w:i w:val="0"/>
+          <w:color w:val="475569"/>
+          <w:sz w:val="21"/>
+        </w:rPr>
+        <w:t>Mobile-optimized quote builder (stacked line-item cards) with the same server-authoritative pricing</w:t>
+      </w:r>
+    </w:p>
+    <w:p>
+      <w:pPr>
+        <w:spacing w:after="40"/>
+        <w:ind w:left="360"/>
+      </w:pPr>
+      <w:r>
+        <w:rPr>
+          <w:rFonts w:ascii="Calibri" w:hAnsi="Calibri"/>
+          <w:b w:val="0"/>
+          <w:i w:val="0"/>
+          <w:color w:val="1D4ED8"/>
+          <w:sz w:val="22"/>
+        </w:rPr>
+        <w:t xml:space="preserve">☑  </w:t>
+      </w:r>
+      <w:r>
+        <w:rPr>
+          <w:rFonts w:ascii="Calibri" w:hAnsi="Calibri"/>
+          <w:b w:val="0"/>
+          <w:i w:val="0"/>
+          <w:color w:val="475569"/>
+          <w:sz w:val="21"/>
+        </w:rPr>
+        <w:t>Desktop experience unchanged - all mobile UI is gated below the large-screen breakpoint</w:t>
+      </w:r>
+    </w:p>
+    <w:p>
+      <w:pPr>
+        <w:keepNext/>
+        <w:spacing w:before="360" w:after="160"/>
+      </w:pPr>
+      <w:r>
+        <w:rPr>
+          <w:rFonts w:ascii="Calibri" w:hAnsi="Calibri"/>
+          <w:b/>
+          <w:color w:val="0F172A"/>
+          <w:sz w:val="28"/>
+        </w:rPr>
         <w:t>Reports &amp; Analytics</w:t>
       </w:r>
     </w:p>
@@ -2003,7 +2174,7 @@
           <w:color w:val="475569"/>
           <w:sz w:val="21"/>
         </w:rPr>
-        <w:t>In-app Help Center: 34+ how-to articles across Getting Started, Account &amp; Security, CRM, Sales, Art &amp; Production, Inventory, Reports &amp; Analytics, Scheduling, Admin</w:t>
+        <w:t>In-app Help Center: 35+ how-to articles across Getting Started, Account &amp; Security, CRM, Sales, Art &amp; Production, Inventory, Reports &amp; Analytics, Scheduling, Admin (incl. a mobile field-sales guide)</w:t>
       </w:r>
     </w:p>
     <w:p>

--- a/docs/deliverables/MakeReady_Work_Completed_Checklist.docx
+++ b/docs/deliverables/MakeReady_Work_Completed_Checklist.docx
@@ -2505,7 +2505,7 @@
           <w:color w:val="0F172A"/>
           <w:sz w:val="28"/>
         </w:rPr>
-        <w:t>Pending / Agreed Next (security follow-ups)</w:t>
+        <w:t>Optional / Deferred (agreed next steps)</w:t>
       </w:r>
     </w:p>
     <w:p>
@@ -2531,7 +2531,7 @@
           <w:color w:val="475569"/>
           <w:sz w:val="21"/>
         </w:rPr>
-        <w:t>Verify Neon point-in-time-restore retention is at plan maximum (requires interactive Neon login)</w:t>
+        <w:t>Neon point-in-time-restore tuning - deferred by client for now (nightly encrypted offsite backups cover recovery)</w:t>
       </w:r>
     </w:p>
     <w:p>
@@ -2583,7 +2583,33 @@
           <w:color w:val="475569"/>
           <w:sz w:val="21"/>
         </w:rPr>
-        <w:t>Optional: extend WAF rate-limiting to public token routes (/track, /proof, /apply, /schedule)</w:t>
+        <w:t>Optional: extend WAF rate-limiting to the public token routes (/track, /proof, /apply, /schedule)</w:t>
+      </w:r>
+    </w:p>
+    <w:p>
+      <w:pPr>
+        <w:spacing w:after="40"/>
+        <w:ind w:left="360"/>
+      </w:pPr>
+      <w:r>
+        <w:rPr>
+          <w:rFonts w:ascii="Calibri" w:hAnsi="Calibri"/>
+          <w:b w:val="0"/>
+          <w:i w:val="0"/>
+          <w:color w:val="475569"/>
+          <w:sz w:val="22"/>
+        </w:rPr>
+        <w:t xml:space="preserve">☐  </w:t>
+      </w:r>
+      <w:r>
+        <w:rPr>
+          <w:rFonts w:ascii="Calibri" w:hAnsi="Calibri"/>
+          <w:b w:val="0"/>
+          <w:i w:val="0"/>
+          <w:color w:val="475569"/>
+          <w:sz w:val="21"/>
+        </w:rPr>
+        <w:t>Optional: mobile pipeline view and offline support (PWA installable today; offline not yet built)</w:t>
       </w:r>
     </w:p>
     <w:p/>

--- a/docs/deliverables/MakeReady_Work_Completed_Checklist.docx
+++ b/docs/deliverables/MakeReady_Work_Completed_Checklist.docx
@@ -1776,6 +1776,110 @@
           <w:color w:val="475569"/>
           <w:sz w:val="21"/>
         </w:rPr>
+        <w:t>Animated press-and-hold speed-dial + button (New Business Partner / New Quote) with haptic feedback and a List/Board toggle</w:t>
+      </w:r>
+    </w:p>
+    <w:p>
+      <w:pPr>
+        <w:spacing w:after="40"/>
+        <w:ind w:left="360"/>
+      </w:pPr>
+      <w:r>
+        <w:rPr>
+          <w:rFonts w:ascii="Calibri" w:hAnsi="Calibri"/>
+          <w:b w:val="0"/>
+          <w:i w:val="0"/>
+          <w:color w:val="1D4ED8"/>
+          <w:sz w:val="22"/>
+        </w:rPr>
+        <w:t xml:space="preserve">☑  </w:t>
+      </w:r>
+      <w:r>
+        <w:rPr>
+          <w:rFonts w:ascii="Calibri" w:hAnsi="Calibri"/>
+          <w:b w:val="0"/>
+          <w:i w:val="0"/>
+          <w:color w:val="475569"/>
+          <w:sz w:val="21"/>
+        </w:rPr>
+        <w:t>Touch drag-and-drop on every kanban board (pipeline, art, production): press-and-hold to lift, edge auto-scroll, drop to move</w:t>
+      </w:r>
+    </w:p>
+    <w:p>
+      <w:pPr>
+        <w:spacing w:after="40"/>
+        <w:ind w:left="360"/>
+      </w:pPr>
+      <w:r>
+        <w:rPr>
+          <w:rFonts w:ascii="Calibri" w:hAnsi="Calibri"/>
+          <w:b w:val="0"/>
+          <w:i w:val="0"/>
+          <w:color w:val="1D4ED8"/>
+          <w:sz w:val="22"/>
+        </w:rPr>
+        <w:t xml:space="preserve">☑  </w:t>
+      </w:r>
+      <w:r>
+        <w:rPr>
+          <w:rFonts w:ascii="Calibri" w:hAnsi="Calibri"/>
+          <w:b w:val="0"/>
+          <w:i w:val="0"/>
+          <w:color w:val="475569"/>
+          <w:sz w:val="21"/>
+        </w:rPr>
+        <w:t>Phone-fit layouts app-wide: a calendar agenda view and wide tables (inventory, users, audit, reports) reflow to tap-friendly cards</w:t>
+      </w:r>
+    </w:p>
+    <w:p>
+      <w:pPr>
+        <w:spacing w:after="40"/>
+        <w:ind w:left="360"/>
+      </w:pPr>
+      <w:r>
+        <w:rPr>
+          <w:rFonts w:ascii="Calibri" w:hAnsi="Calibri"/>
+          <w:b w:val="0"/>
+          <w:i w:val="0"/>
+          <w:color w:val="1D4ED8"/>
+          <w:sz w:val="22"/>
+        </w:rPr>
+        <w:t xml:space="preserve">☑  </w:t>
+      </w:r>
+      <w:r>
+        <w:rPr>
+          <w:rFonts w:ascii="Calibri" w:hAnsi="Calibri"/>
+          <w:b w:val="0"/>
+          <w:i w:val="0"/>
+          <w:color w:val="475569"/>
+          <w:sz w:val="21"/>
+        </w:rPr>
+        <w:t>Role-aware dashboard with live tiles (open quotes/orders, jobs in production, low stock) and quick actions</w:t>
+      </w:r>
+    </w:p>
+    <w:p>
+      <w:pPr>
+        <w:spacing w:after="40"/>
+        <w:ind w:left="360"/>
+      </w:pPr>
+      <w:r>
+        <w:rPr>
+          <w:rFonts w:ascii="Calibri" w:hAnsi="Calibri"/>
+          <w:b w:val="0"/>
+          <w:i w:val="0"/>
+          <w:color w:val="1D4ED8"/>
+          <w:sz w:val="22"/>
+        </w:rPr>
+        <w:t xml:space="preserve">☑  </w:t>
+      </w:r>
+      <w:r>
+        <w:rPr>
+          <w:rFonts w:ascii="Calibri" w:hAnsi="Calibri"/>
+          <w:b w:val="0"/>
+          <w:i w:val="0"/>
+          <w:color w:val="475569"/>
+          <w:sz w:val="21"/>
+        </w:rPr>
         <w:t>Desktop experience unchanged - all mobile UI is gated below the large-screen breakpoint</w:t>
       </w:r>
     </w:p>
